--- a/Chapter 5 Files README.docx
+++ b/Chapter 5 Files README.docx
@@ -22,7 +22,13 @@
         <w:t xml:space="preserve"> discussed in </w:t>
       </w:r>
       <w:r>
-        <w:t>Chapter 6 of Nich</w:t>
+        <w:t xml:space="preserve">Chapter </w:t>
+      </w:r>
+      <w:r>
+        <w:t>5</w:t>
+      </w:r>
+      <w:r>
+        <w:t xml:space="preserve"> of Nich</w:t>
       </w:r>
       <w:r>
         <w:t>o</w:t>
@@ -86,39 +92,23 @@
     </w:p>
     <w:p>
       <w:r>
-        <w:t xml:space="preserve">PL139 is </w:t>
-      </w:r>
-      <w:proofErr w:type="spellStart"/>
-      <w:r>
-        <w:t>JohnPhos</w:t>
-      </w:r>
-      <w:proofErr w:type="spellEnd"/>
-    </w:p>
-    <w:p>
-      <w:r>
-        <w:t xml:space="preserve">PL145 is </w:t>
-      </w:r>
-      <w:proofErr w:type="spellStart"/>
-      <w:r>
-        <w:t>SPhos</w:t>
-      </w:r>
-      <w:proofErr w:type="spellEnd"/>
-    </w:p>
-    <w:p>
-      <w:r>
-        <w:t xml:space="preserve">PL146 is </w:t>
-      </w:r>
-      <w:proofErr w:type="spellStart"/>
-      <w:r>
-        <w:t>XPhos</w:t>
-      </w:r>
-      <w:proofErr w:type="spellEnd"/>
+        <w:t>PL139 is JohnPhos</w:t>
+      </w:r>
+    </w:p>
+    <w:p>
+      <w:r>
+        <w:t>PL145 is SPhos</w:t>
+      </w:r>
+    </w:p>
+    <w:p>
+      <w:r>
+        <w:t>PL146 is XPhos</w:t>
+      </w:r>
     </w:p>
     <w:p>
       <w:r>
         <w:t xml:space="preserve">PL154 is </w:t>
       </w:r>
-      <w:proofErr w:type="spellStart"/>
       <w:r>
         <w:rPr>
           <w:i/>
@@ -136,13 +126,11 @@
       <w:r>
         <w:t>Phos</w:t>
       </w:r>
-      <w:proofErr w:type="spellEnd"/>
     </w:p>
     <w:p>
       <w:r>
         <w:t xml:space="preserve">PL274 is </w:t>
       </w:r>
-      <w:proofErr w:type="spellStart"/>
       <w:r>
         <w:rPr>
           <w:i/>
@@ -152,35 +140,18 @@
         <w:t>t</w:t>
       </w:r>
       <w:r>
-        <w:t>Bu</w:t>
-      </w:r>
-      <w:r>
-        <w:t>X</w:t>
-      </w:r>
-      <w:r>
-        <w:t>Phos</w:t>
-      </w:r>
-      <w:proofErr w:type="spellEnd"/>
-    </w:p>
-    <w:p>
-      <w:r>
-        <w:t xml:space="preserve">PL344 is </w:t>
-      </w:r>
-      <w:proofErr w:type="spellStart"/>
-      <w:r>
-        <w:t>BrettPhos</w:t>
-      </w:r>
-      <w:proofErr w:type="spellEnd"/>
-    </w:p>
-    <w:p>
-      <w:r>
-        <w:t xml:space="preserve">PL747 is </w:t>
-      </w:r>
-      <w:proofErr w:type="spellStart"/>
-      <w:r>
-        <w:t>vBRIDP</w:t>
-      </w:r>
-      <w:proofErr w:type="spellEnd"/>
+        <w:t>BuXPhos</w:t>
+      </w:r>
+    </w:p>
+    <w:p>
+      <w:r>
+        <w:t>PL344 is BrettPhos</w:t>
+      </w:r>
+    </w:p>
+    <w:p>
+      <w:r>
+        <w:t>PL747 is vBRIDP</w:t>
+      </w:r>
     </w:p>
     <w:p>
       <w:r>
@@ -206,13 +177,8 @@
     </w:p>
     <w:p>
       <w:r>
-        <w:t xml:space="preserve">L1_PLXXX – </w:t>
-      </w:r>
-      <w:proofErr w:type="spellStart"/>
-      <w:r>
-        <w:t>PdL</w:t>
-      </w:r>
-      <w:proofErr w:type="spellEnd"/>
+        <w:t>L1_PLXXX – PdL</w:t>
+      </w:r>
     </w:p>
     <w:p>
       <w:r>
@@ -221,13 +187,8 @@
     </w:p>
     <w:p>
       <w:r>
-        <w:t xml:space="preserve">L1_NaOtBu_PLXXX – </w:t>
-      </w:r>
-      <w:proofErr w:type="spellStart"/>
-      <w:r>
-        <w:t>NaOtBuPdL</w:t>
-      </w:r>
-      <w:proofErr w:type="spellEnd"/>
+        <w:t>L1_NaOtBu_PLXXX – NaOtBuPdL</w:t>
+      </w:r>
     </w:p>
     <w:p>
       <w:r>
@@ -258,199 +219,138 @@
       </w:r>
     </w:p>
     <w:p>
-      <w:proofErr w:type="spellStart"/>
-      <w:r>
-        <w:t>ox_add</w:t>
-      </w:r>
-      <w:proofErr w:type="spellEnd"/>
-      <w:r>
-        <w:t>_(</w:t>
-      </w:r>
-      <w:proofErr w:type="spellStart"/>
+      <w:r>
+        <w:t>ox_add_(Ar/L/Br)_</w:t>
+      </w:r>
+      <w:r>
+        <w:t xml:space="preserve">L1_PLXXX – Int 2, </w:t>
+      </w:r>
+      <w:r>
+        <w:t>three</w:t>
+      </w:r>
+      <w:r>
+        <w:t xml:space="preserve"> different conform</w:t>
+      </w:r>
+      <w:r>
+        <w:t>ations of ligands about the metal tested for each</w:t>
+      </w:r>
+    </w:p>
+    <w:p>
+      <w:r>
+        <w:t xml:space="preserve">L_Ar_NaOtBu_Br_O_trans_PLXXX </w:t>
+      </w:r>
+      <w:r>
+        <w:t>–</w:t>
+      </w:r>
+      <w:r>
+        <w:t xml:space="preserve"> </w:t>
+      </w:r>
+      <w:r>
+        <w:t>Dep A.1</w:t>
+      </w:r>
+    </w:p>
+    <w:p>
+      <w:r>
+        <w:t>L_Ar_OtBu_PLXXX – Dep A.2</w:t>
+      </w:r>
+    </w:p>
+    <w:p>
+      <w:r>
+        <w:t>L_Ar_OtBu_N_Ar_trans_PLXXX – Dep A.3</w:t>
+      </w:r>
+    </w:p>
+    <w:p>
+      <w:r>
+        <w:t>L_Ar_Br_</w:t>
+      </w:r>
+      <w:r>
+        <w:t>N_N</w:t>
+      </w:r>
+      <w:r>
+        <w:t xml:space="preserve">_trans_PLXXX – </w:t>
+      </w:r>
+      <w:r>
+        <w:t>Dep B.1</w:t>
+      </w:r>
+    </w:p>
+    <w:p>
+      <w:r>
+        <w:t>L_Ar_</w:t>
+      </w:r>
+      <w:r>
+        <w:t>Br_</w:t>
+      </w:r>
+      <w:r>
+        <w:t xml:space="preserve">N_Na_N_trans_PLXXX </w:t>
+      </w:r>
+      <w:r>
+        <w:t>–</w:t>
+      </w:r>
+      <w:r>
+        <w:t xml:space="preserve"> </w:t>
+      </w:r>
+      <w:r>
+        <w:t>Dep B.2</w:t>
+      </w:r>
+    </w:p>
+    <w:p>
+      <w:r>
+        <w:lastRenderedPageBreak/>
+        <w:t>red_elim_</w:t>
+      </w:r>
+      <w:r>
+        <w:t>(</w:t>
+      </w:r>
       <w:r>
         <w:t>Ar</w:t>
       </w:r>
-      <w:proofErr w:type="spellEnd"/>
-      <w:r>
-        <w:t>/L/Br)_</w:t>
-      </w:r>
-      <w:r>
-        <w:t xml:space="preserve">L1_PLXXX – Int 2, </w:t>
-      </w:r>
-      <w:r>
-        <w:t>three</w:t>
-      </w:r>
-      <w:r>
-        <w:t xml:space="preserve"> different conform</w:t>
-      </w:r>
-      <w:r>
-        <w:t>ations of ligands about the metal tested for each</w:t>
-      </w:r>
-    </w:p>
-    <w:p>
-      <w:proofErr w:type="spellStart"/>
-      <w:r>
-        <w:t>L_Ar_NaOtBu_Br_O_trans_PLXXX</w:t>
-      </w:r>
-      <w:proofErr w:type="spellEnd"/>
-      <w:r>
-        <w:t xml:space="preserve"> </w:t>
-      </w:r>
-      <w:r>
-        <w:t>–</w:t>
-      </w:r>
-      <w:r>
-        <w:t xml:space="preserve"> </w:t>
-      </w:r>
-      <w:r>
-        <w:t>Dep A.1</w:t>
-      </w:r>
-    </w:p>
-    <w:p>
-      <w:proofErr w:type="spellStart"/>
-      <w:r>
-        <w:t>L_Ar_OtBu_PLXXX</w:t>
-      </w:r>
-      <w:proofErr w:type="spellEnd"/>
-      <w:r>
-        <w:t xml:space="preserve"> – Dep A.2</w:t>
-      </w:r>
-    </w:p>
-    <w:p>
-      <w:proofErr w:type="spellStart"/>
-      <w:r>
-        <w:t>L_Ar_OtBu_N_Ar_trans_PLXXX</w:t>
-      </w:r>
-      <w:proofErr w:type="spellEnd"/>
-      <w:r>
-        <w:t xml:space="preserve"> – Dep A.3</w:t>
-      </w:r>
-    </w:p>
-    <w:p>
-      <w:proofErr w:type="spellStart"/>
-      <w:r>
-        <w:t>L_Ar_Br_</w:t>
-      </w:r>
-      <w:r>
-        <w:t>N_N</w:t>
-      </w:r>
-      <w:r>
-        <w:t>_trans_PLXXX</w:t>
-      </w:r>
-      <w:proofErr w:type="spellEnd"/>
-      <w:r>
-        <w:t xml:space="preserve"> – </w:t>
-      </w:r>
-      <w:r>
-        <w:t>Dep B.1</w:t>
-      </w:r>
-    </w:p>
-    <w:p>
-      <w:proofErr w:type="spellStart"/>
-      <w:r>
-        <w:t>L_Ar_</w:t>
+      <w:r>
+        <w:t>/L/N)</w:t>
+      </w:r>
+      <w:r>
+        <w:t>_trans_L1_PL</w:t>
+      </w:r>
+      <w:r>
+        <w:t>XXX – Int 3</w:t>
+      </w:r>
+      <w:r>
+        <w:t>, three different conformations of ligands about the metal tested for each</w:t>
+      </w:r>
+    </w:p>
+    <w:p>
+      <w:r>
+        <w:t>red_elim_TS_L1_PL</w:t>
+      </w:r>
+      <w:r>
+        <w:t>XXX – TS 2</w:t>
+      </w:r>
+    </w:p>
+    <w:p>
+      <w:r>
+        <w:t>red_elim_complex_L1_PL</w:t>
+      </w:r>
+      <w:r>
+        <w:t>XXX – Int 4</w:t>
+      </w:r>
+    </w:p>
+    <w:p>
+      <w:r>
+        <w:t xml:space="preserve">In the PL344 directory, there </w:t>
+      </w:r>
+      <w:r>
+        <w:t>are additionally three conformers of Dep</w:t>
+      </w:r>
+      <w:r>
+        <w:t xml:space="preserve"> A.1 without the sodium counterion (L_Ar_OtBu</w:t>
+      </w:r>
+      <w:r>
+        <w:t>_</w:t>
       </w:r>
       <w:r>
         <w:t>Br_</w:t>
       </w:r>
       <w:r>
-        <w:t>N_Na_N_trans_PLXXX</w:t>
-      </w:r>
-      <w:proofErr w:type="spellEnd"/>
-      <w:r>
-        <w:t xml:space="preserve"> </w:t>
-      </w:r>
-      <w:r>
-        <w:t>–</w:t>
-      </w:r>
-      <w:r>
-        <w:t xml:space="preserve"> </w:t>
-      </w:r>
-      <w:r>
-        <w:t>Dep B.2</w:t>
-      </w:r>
-    </w:p>
-    <w:p>
-      <w:proofErr w:type="spellStart"/>
-      <w:r>
-        <w:lastRenderedPageBreak/>
-        <w:t>red_elim</w:t>
-      </w:r>
-      <w:proofErr w:type="spellEnd"/>
-      <w:r>
-        <w:t>_</w:t>
-      </w:r>
-      <w:r>
-        <w:t>(</w:t>
-      </w:r>
-      <w:proofErr w:type="spellStart"/>
-      <w:r>
-        <w:t>Ar</w:t>
-      </w:r>
-      <w:proofErr w:type="spellEnd"/>
-      <w:r>
-        <w:t>/L/N)</w:t>
-      </w:r>
-      <w:r>
-        <w:t>_trans_L1_PL</w:t>
-      </w:r>
-      <w:r>
-        <w:t>XXX – Int 3</w:t>
-      </w:r>
-      <w:r>
-        <w:t>, three different conformations of ligands about the metal tested for each</w:t>
-      </w:r>
-    </w:p>
-    <w:p>
-      <w:r>
-        <w:t>red_elim_TS_L1_PL</w:t>
-      </w:r>
-      <w:r>
-        <w:t>XXX – TS 2</w:t>
-      </w:r>
-    </w:p>
-    <w:p>
-      <w:r>
-        <w:t>red_elim_complex_L1_PL</w:t>
-      </w:r>
-      <w:r>
-        <w:t>XXX – Int 4</w:t>
-      </w:r>
-    </w:p>
-    <w:p>
-      <w:r>
-        <w:t xml:space="preserve">In the PL344 directory, there </w:t>
-      </w:r>
-      <w:r>
-        <w:t>are additionally three conformers of Dep</w:t>
-      </w:r>
-      <w:r>
-        <w:t xml:space="preserve"> A.1 without the sodium counterion (</w:t>
-      </w:r>
-      <w:proofErr w:type="spellStart"/>
-      <w:r>
-        <w:t>L_Ar_OtBu</w:t>
-      </w:r>
-      <w:r>
-        <w:t>_</w:t>
-      </w:r>
-      <w:r>
-        <w:t>Br</w:t>
-      </w:r>
-      <w:proofErr w:type="spellEnd"/>
-      <w:r>
-        <w:t>_</w:t>
-      </w:r>
-      <w:r>
-        <w:t>(</w:t>
-      </w:r>
-      <w:proofErr w:type="spellStart"/>
-      <w:r>
-        <w:t>Ar</w:t>
-      </w:r>
-      <w:proofErr w:type="spellEnd"/>
-      <w:r>
-        <w:t>/Br/O)_trans_PL344).</w:t>
+        <w:t>(Ar/Br/O)_trans_PL344).</w:t>
       </w:r>
     </w:p>
     <w:p>

--- a/Chapter 5 Files README.docx
+++ b/Chapter 5 Files README.docx
@@ -92,23 +92,39 @@
     </w:p>
     <w:p>
       <w:r>
-        <w:t>PL139 is JohnPhos</w:t>
-      </w:r>
-    </w:p>
-    <w:p>
-      <w:r>
-        <w:t>PL145 is SPhos</w:t>
-      </w:r>
-    </w:p>
-    <w:p>
-      <w:r>
-        <w:t>PL146 is XPhos</w:t>
-      </w:r>
+        <w:t xml:space="preserve">PL139 is </w:t>
+      </w:r>
+      <w:proofErr w:type="spellStart"/>
+      <w:r>
+        <w:t>JohnPhos</w:t>
+      </w:r>
+      <w:proofErr w:type="spellEnd"/>
+    </w:p>
+    <w:p>
+      <w:r>
+        <w:t xml:space="preserve">PL145 is </w:t>
+      </w:r>
+      <w:proofErr w:type="spellStart"/>
+      <w:r>
+        <w:t>SPhos</w:t>
+      </w:r>
+      <w:proofErr w:type="spellEnd"/>
+    </w:p>
+    <w:p>
+      <w:r>
+        <w:t xml:space="preserve">PL146 is </w:t>
+      </w:r>
+      <w:proofErr w:type="spellStart"/>
+      <w:r>
+        <w:t>XPhos</w:t>
+      </w:r>
+      <w:proofErr w:type="spellEnd"/>
     </w:p>
     <w:p>
       <w:r>
         <w:t xml:space="preserve">PL154 is </w:t>
       </w:r>
+      <w:proofErr w:type="spellStart"/>
       <w:r>
         <w:rPr>
           <w:i/>
@@ -126,11 +142,13 @@
       <w:r>
         <w:t>Phos</w:t>
       </w:r>
+      <w:proofErr w:type="spellEnd"/>
     </w:p>
     <w:p>
       <w:r>
         <w:t xml:space="preserve">PL274 is </w:t>
       </w:r>
+      <w:proofErr w:type="spellStart"/>
       <w:r>
         <w:rPr>
           <w:i/>
@@ -142,16 +160,27 @@
       <w:r>
         <w:t>BuXPhos</w:t>
       </w:r>
-    </w:p>
-    <w:p>
-      <w:r>
-        <w:t>PL344 is BrettPhos</w:t>
-      </w:r>
-    </w:p>
-    <w:p>
-      <w:r>
-        <w:t>PL747 is vBRIDP</w:t>
-      </w:r>
+      <w:proofErr w:type="spellEnd"/>
+    </w:p>
+    <w:p>
+      <w:r>
+        <w:t xml:space="preserve">PL344 is </w:t>
+      </w:r>
+      <w:proofErr w:type="spellStart"/>
+      <w:r>
+        <w:t>BrettPhos</w:t>
+      </w:r>
+      <w:proofErr w:type="spellEnd"/>
+    </w:p>
+    <w:p>
+      <w:r>
+        <w:t xml:space="preserve">PL747 is </w:t>
+      </w:r>
+      <w:proofErr w:type="spellStart"/>
+      <w:r>
+        <w:t>vBRIDP</w:t>
+      </w:r>
+      <w:proofErr w:type="spellEnd"/>
     </w:p>
     <w:p>
       <w:r>
@@ -177,8 +206,13 @@
     </w:p>
     <w:p>
       <w:r>
-        <w:t>L1_PLXXX – PdL</w:t>
-      </w:r>
+        <w:t xml:space="preserve">L1_PLXXX – </w:t>
+      </w:r>
+      <w:proofErr w:type="spellStart"/>
+      <w:r>
+        <w:t>PdL</w:t>
+      </w:r>
+      <w:proofErr w:type="spellEnd"/>
     </w:p>
     <w:p>
       <w:r>
@@ -187,7 +221,18 @@
     </w:p>
     <w:p>
       <w:r>
-        <w:t>L1_NaOtBu_PLXXX – NaOtBuPdL</w:t>
+        <w:t>L1_NaOtBu_PLXXX – NaO</w:t>
+      </w:r>
+      <w:r>
+        <w:rPr>
+          <w:i/>
+          <w:iCs/>
+          <w:vertAlign w:val="superscript"/>
+        </w:rPr>
+        <w:t>t</w:t>
+      </w:r>
+      <w:r>
+        <w:t>BuPdL</w:t>
       </w:r>
     </w:p>
     <w:p>
@@ -219,8 +264,21 @@
       </w:r>
     </w:p>
     <w:p>
-      <w:r>
-        <w:t>ox_add_(Ar/L/Br)_</w:t>
+      <w:proofErr w:type="spellStart"/>
+      <w:r>
+        <w:t>ox_add</w:t>
+      </w:r>
+      <w:proofErr w:type="spellEnd"/>
+      <w:r>
+        <w:t>_(</w:t>
+      </w:r>
+      <w:proofErr w:type="spellStart"/>
+      <w:r>
+        <w:t>Ar</w:t>
+      </w:r>
+      <w:proofErr w:type="spellEnd"/>
+      <w:r>
+        <w:t>/L/Br)_</w:t>
       </w:r>
       <w:r>
         <w:t xml:space="preserve">L1_PLXXX – Int 2, </w:t>
@@ -236,8 +294,13 @@
       </w:r>
     </w:p>
     <w:p>
-      <w:r>
-        <w:t xml:space="preserve">L_Ar_NaOtBu_Br_O_trans_PLXXX </w:t>
+      <w:proofErr w:type="spellStart"/>
+      <w:r>
+        <w:t>L_Ar_NaOtBu_Br_O_trans_PLXXX</w:t>
+      </w:r>
+      <w:proofErr w:type="spellEnd"/>
+      <w:r>
+        <w:t xml:space="preserve"> </w:t>
       </w:r>
       <w:r>
         <w:t>–</w:t>
@@ -250,16 +313,27 @@
       </w:r>
     </w:p>
     <w:p>
-      <w:r>
-        <w:t>L_Ar_OtBu_PLXXX – Dep A.2</w:t>
-      </w:r>
-    </w:p>
-    <w:p>
-      <w:r>
-        <w:t>L_Ar_OtBu_N_Ar_trans_PLXXX – Dep A.3</w:t>
-      </w:r>
-    </w:p>
-    <w:p>
+      <w:proofErr w:type="spellStart"/>
+      <w:r>
+        <w:t>L_Ar_OtBu_PLXXX</w:t>
+      </w:r>
+      <w:proofErr w:type="spellEnd"/>
+      <w:r>
+        <w:t xml:space="preserve"> – Dep A.2</w:t>
+      </w:r>
+    </w:p>
+    <w:p>
+      <w:proofErr w:type="spellStart"/>
+      <w:r>
+        <w:t>L_Ar_OtBu_N_Ar_trans_PLXXX</w:t>
+      </w:r>
+      <w:proofErr w:type="spellEnd"/>
+      <w:r>
+        <w:t xml:space="preserve"> – Dep A.3</w:t>
+      </w:r>
+    </w:p>
+    <w:p>
+      <w:proofErr w:type="spellStart"/>
       <w:r>
         <w:t>L_Ar_Br_</w:t>
       </w:r>
@@ -267,13 +341,18 @@
         <w:t>N_N</w:t>
       </w:r>
       <w:r>
-        <w:t xml:space="preserve">_trans_PLXXX – </w:t>
+        <w:t>_trans_PLXXX</w:t>
+      </w:r>
+      <w:proofErr w:type="spellEnd"/>
+      <w:r>
+        <w:t xml:space="preserve"> – </w:t>
       </w:r>
       <w:r>
         <w:t>Dep B.1</w:t>
       </w:r>
     </w:p>
     <w:p>
+      <w:proofErr w:type="spellStart"/>
       <w:r>
         <w:t>L_Ar_</w:t>
       </w:r>
@@ -281,7 +360,11 @@
         <w:t>Br_</w:t>
       </w:r>
       <w:r>
-        <w:t xml:space="preserve">N_Na_N_trans_PLXXX </w:t>
+        <w:t>N_Na_N_trans_PLXXX</w:t>
+      </w:r>
+      <w:proofErr w:type="spellEnd"/>
+      <w:r>
+        <w:t xml:space="preserve"> </w:t>
       </w:r>
       <w:r>
         <w:t>–</w:t>
@@ -294,16 +377,23 @@
       </w:r>
     </w:p>
     <w:p>
+      <w:proofErr w:type="spellStart"/>
       <w:r>
         <w:lastRenderedPageBreak/>
-        <w:t>red_elim_</w:t>
+        <w:t>red_elim</w:t>
+      </w:r>
+      <w:proofErr w:type="spellEnd"/>
+      <w:r>
+        <w:t>_</w:t>
       </w:r>
       <w:r>
         <w:t>(</w:t>
       </w:r>
+      <w:proofErr w:type="spellStart"/>
       <w:r>
         <w:t>Ar</w:t>
       </w:r>
+      <w:proofErr w:type="spellEnd"/>
       <w:r>
         <w:t>/L/N)</w:t>
       </w:r>
@@ -341,16 +431,32 @@
         <w:t>are additionally three conformers of Dep</w:t>
       </w:r>
       <w:r>
-        <w:t xml:space="preserve"> A.1 without the sodium counterion (L_Ar_OtBu</w:t>
+        <w:t xml:space="preserve"> A.1 without the sodium counterion (</w:t>
+      </w:r>
+      <w:proofErr w:type="spellStart"/>
+      <w:r>
+        <w:t>L_Ar_OtBu</w:t>
       </w:r>
       <w:r>
         <w:t>_</w:t>
       </w:r>
       <w:r>
-        <w:t>Br_</w:t>
-      </w:r>
-      <w:r>
-        <w:t>(Ar/Br/O)_trans_PL344).</w:t>
+        <w:t>Br</w:t>
+      </w:r>
+      <w:proofErr w:type="spellEnd"/>
+      <w:r>
+        <w:t>_</w:t>
+      </w:r>
+      <w:r>
+        <w:t>(</w:t>
+      </w:r>
+      <w:proofErr w:type="spellStart"/>
+      <w:r>
+        <w:t>Ar</w:t>
+      </w:r>
+      <w:proofErr w:type="spellEnd"/>
+      <w:r>
+        <w:t>/Br/O)_trans_PL344).</w:t>
       </w:r>
     </w:p>
     <w:p>
